--- a/downloads/General-Business-AI-Governance-Starter-Packet.docx
+++ b/downloads/General-Business-AI-Governance-Starter-Packet.docx
@@ -5522,7 +5522,7 @@
           <w:sz w:val="22"/>
           <w:szCs w:val="22"/>
         </w:rPr>
-        <w:t xml:space="preserve">amazon.com/dp/B0GWW3X5F6</w:t>
+        <w:t xml:space="preserve">amazon.com/dp/0998810371</w:t>
       </w:r>
     </w:p>
     <w:p>
